--- a/reports/四川生物医药产业集团创新事业部政策信息简报_20261008.docx
+++ b/reports/四川生物医药产业集团创新事业部政策信息简报_20261008.docx
@@ -239,124 +239,6 @@
                 <w:color w:val="000000"/>
                 <w:sz w:val="24"/>
               </w:rPr>
-              <w:t>关于印发医疗康复护理扩容提升工程实施方案的通知</w:t>
-            </w:r>
-          </w:p>
-        </w:tc>
-        <w:tc>
-          <w:tcPr>
-            <w:tcW w:type="dxa" w:w="2154"/>
-            <w:tcBorders>
-              <w:top w:val="none"/>
-              <w:left w:val="none"/>
-              <w:bottom w:val="none"/>
-              <w:right w:val="none"/>
-            </w:tcBorders>
-          </w:tcPr>
-          <w:p>
-            <w:pPr>
-              <w:spacing w:line="240" w:lineRule="auto" w:before="60" w:after="60"/>
-              <w:ind w:firstLine="0"/>
-              <w:jc w:val="left"/>
-            </w:pPr>
-            <w:r/>
-            <w:r>
-              <w:rPr>
-                <w:rFonts w:ascii="Times New Roman" w:hAnsi="Times New Roman" w:eastAsia="方正仿宋简体" w:cs="Times New Roman"/>
-                <w:b w:val="0"/>
-                <w:i w:val="0"/>
-                <w:color w:val="000000"/>
-                <w:sz w:val="24"/>
-              </w:rPr>
-              <w:t>国家卫生健康委 国家发展改革委</w:t>
-            </w:r>
-          </w:p>
-        </w:tc>
-        <w:tc>
-          <w:tcPr>
-            <w:tcW w:type="dxa" w:w="1361"/>
-            <w:tcBorders>
-              <w:top w:val="none"/>
-              <w:left w:val="none"/>
-              <w:bottom w:val="none"/>
-              <w:right w:val="none"/>
-            </w:tcBorders>
-          </w:tcPr>
-          <w:p>
-            <w:pPr>
-              <w:spacing w:line="240" w:lineRule="auto" w:before="60" w:after="60"/>
-              <w:ind w:firstLine="0"/>
-              <w:jc w:val="center"/>
-            </w:pPr>
-            <w:r/>
-            <w:r>
-              <w:rPr>
-                <w:rFonts w:ascii="Times New Roman" w:hAnsi="Times New Roman" w:eastAsia="方正仿宋简体" w:cs="Times New Roman"/>
-                <w:b w:val="0"/>
-                <w:i w:val="0"/>
-                <w:color w:val="000000"/>
-                <w:sz w:val="24"/>
-              </w:rPr>
-              <w:t>2026-10-08</w:t>
-            </w:r>
-          </w:p>
-        </w:tc>
-      </w:tr>
-      <w:tr>
-        <w:tc>
-          <w:tcPr>
-            <w:tcW w:type="dxa" w:w="794"/>
-            <w:tcBorders>
-              <w:top w:val="none"/>
-              <w:left w:val="none"/>
-              <w:bottom w:val="none"/>
-              <w:right w:val="none"/>
-            </w:tcBorders>
-          </w:tcPr>
-          <w:p>
-            <w:pPr>
-              <w:spacing w:line="240" w:lineRule="auto" w:before="60" w:after="60"/>
-              <w:ind w:firstLine="0"/>
-              <w:jc w:val="center"/>
-            </w:pPr>
-            <w:r/>
-            <w:r>
-              <w:rPr>
-                <w:rFonts w:ascii="Times New Roman" w:hAnsi="Times New Roman" w:eastAsia="方正仿宋简体" w:cs="Times New Roman"/>
-                <w:b w:val="0"/>
-                <w:i w:val="0"/>
-                <w:color w:val="000000"/>
-                <w:sz w:val="24"/>
-              </w:rPr>
-              <w:t>2</w:t>
-            </w:r>
-          </w:p>
-        </w:tc>
-        <w:tc>
-          <w:tcPr>
-            <w:tcW w:type="dxa" w:w="4535"/>
-            <w:tcBorders>
-              <w:top w:val="none"/>
-              <w:left w:val="none"/>
-              <w:bottom w:val="none"/>
-              <w:right w:val="none"/>
-            </w:tcBorders>
-          </w:tcPr>
-          <w:p>
-            <w:pPr>
-              <w:spacing w:line="240" w:lineRule="auto" w:before="60" w:after="60"/>
-              <w:ind w:firstLine="0"/>
-              <w:jc w:val="left"/>
-            </w:pPr>
-            <w:r/>
-            <w:r>
-              <w:rPr>
-                <w:rFonts w:ascii="Times New Roman" w:hAnsi="Times New Roman" w:eastAsia="方正仿宋简体" w:cs="Times New Roman"/>
-                <w:b w:val="0"/>
-                <w:i w:val="0"/>
-                <w:color w:val="000000"/>
-                <w:sz w:val="24"/>
-              </w:rPr>
               <w:t>人力资源社会保障部等4部门关于支持海洋经济发展促进就业创业的通知</w:t>
             </w:r>
           </w:p>
@@ -446,7 +328,7 @@
                 <w:color w:val="000000"/>
                 <w:sz w:val="24"/>
               </w:rPr>
-              <w:t>3</w:t>
+              <w:t>2</w:t>
             </w:r>
           </w:p>
         </w:tc>
@@ -564,7 +446,7 @@
                 <w:color w:val="000000"/>
                 <w:sz w:val="24"/>
               </w:rPr>
-              <w:t>4</w:t>
+              <w:t>3</w:t>
             </w:r>
           </w:p>
         </w:tc>
@@ -688,72 +570,7 @@
           <w:color w:val="000000"/>
           <w:sz w:val="24"/>
         </w:rPr>
-        <w:t>1. 《关于印发医疗康复护理扩容提升工程实施方案的通知》（发布机关：国家卫生健康委 国家发展改革委，发布日期：2026-10-08）</w:t>
-      </w:r>
-    </w:p>
-    <w:p>
-      <w:pPr>
-        <w:spacing w:line="360" w:lineRule="auto" w:before="0" w:after="60"/>
-        <w:ind w:firstLine="480"/>
-        <w:jc w:val="both"/>
-      </w:pPr>
-      <w:r>
-        <w:rPr>
-          <w:rFonts w:ascii="Times New Roman" w:hAnsi="Times New Roman" w:eastAsia="方正仿宋简体" w:cs="Times New Roman"/>
-          <w:b w:val="0"/>
-          <w:i w:val="0"/>
-          <w:color w:val="000000"/>
-          <w:sz w:val="24"/>
-        </w:rPr>
-        <w:t>文件主要内容与核心要点：政策合力。 国家卫生健康委 国家发展改革委 2026年9月30日 （信息公开形式：主动公开） 医疗康复护理扩容提升工程实施方案 为深入贯彻落实党中央、国务院决策部署，实施医疗康复护理扩容提升工程，更好</w:t>
-      </w:r>
-      <w:r>
-        <w:rPr>
-          <w:rFonts w:ascii="Times New Roman" w:hAnsi="Times New Roman" w:eastAsia="方正仿宋简体" w:cs="Times New Roman"/>
-          <w:b w:val="0"/>
-          <w:i w:val="0"/>
-          <w:color w:val="000000"/>
-          <w:sz w:val="24"/>
-        </w:rPr>
-        <w:t>（官方原文直达：</w:t>
-      </w:r>
-      <w:r>
-        <w:rPr>
-          <w:rFonts w:ascii="Times New Roman" w:hAnsi="Times New Roman" w:eastAsia="方正仿宋简体" w:cs="Times New Roman"/>
-          <w:b w:val="0"/>
-          <w:i w:val="0"/>
-          <w:color w:val="004886"/>
-          <w:sz w:val="24"/>
-          <w:u w:val="single"/>
-        </w:rPr>
-        <w:t>https://www.gov.cn/zhengce/zhengceku/202610/content_7082724.htm</w:t>
-      </w:r>
-      <w:r>
-        <w:rPr>
-          <w:rFonts w:ascii="Times New Roman" w:hAnsi="Times New Roman" w:eastAsia="方正仿宋简体" w:cs="Times New Roman"/>
-          <w:b w:val="0"/>
-          <w:i w:val="0"/>
-          <w:color w:val="000000"/>
-          <w:sz w:val="24"/>
-        </w:rPr>
-        <w:t>）</w:t>
-      </w:r>
-    </w:p>
-    <w:p>
-      <w:pPr>
-        <w:spacing w:line="360" w:lineRule="auto" w:before="80" w:after="0"/>
-        <w:ind w:firstLine="480"/>
-        <w:jc w:val="both"/>
-      </w:pPr>
-      <w:r>
-        <w:rPr>
-          <w:rFonts w:ascii="Times New Roman" w:hAnsi="Times New Roman" w:eastAsia="方正仿宋简体" w:cs="Times New Roman"/>
-          <w:b/>
-          <w:i w:val="0"/>
-          <w:color w:val="000000"/>
-          <w:sz w:val="24"/>
-        </w:rPr>
-        <w:t>2. 《人力资源社会保障部等4部门关于支持海洋经济发展促进就业创业的通知》（发布机关：人力资源社会保障部 自然资源部 国家发展改革委 交通运输部，发布日期：2026-06-16）</w:t>
+        <w:t>1. 《人力资源社会保障部等4部门关于支持海洋经济发展促进就业创业的通知》（发布机关：人力资源社会保障部 自然资源部 国家发展改革委 交通运输部，发布日期：2026-06-16）</w:t>
       </w:r>
     </w:p>
     <w:p>
@@ -818,7 +635,7 @@
           <w:color w:val="000000"/>
           <w:sz w:val="24"/>
         </w:rPr>
-        <w:t>3. 《国务院就业促进和劳动保护工作领导小组关于印发《加力重点领域、重点行业、城乡基层和中小微企业岗位挖潜扩容 支持重点群体就业创业实施方案》的通知》（发布机关：国务院就业促进和劳动保护工作领导小组，发布日期：2025-03-27）</w:t>
+        <w:t>2. 《国务院就业促进和劳动保护工作领导小组关于印发《加力重点领域、重点行业、城乡基层和中小微企业岗位挖潜扩容 支持重点群体就业创业实施方案》的通知》（发布机关：国务院就业促进和劳动保护工作领导小组，发布日期：2025-03-27）</w:t>
       </w:r>
     </w:p>
     <w:p>
@@ -883,7 +700,7 @@
           <w:color w:val="000000"/>
           <w:sz w:val="24"/>
         </w:rPr>
-        <w:t>4. 《农业农村部落实中共中央国务院关于进一步深化农村改革扎实推进乡村全面振兴工作部署的实施意见》（发布机关：农业农村部，发布日期：2025-02-25）</w:t>
+        <w:t>3. 《农业农村部落实中共中央国务院关于进一步深化农村改革扎实推进乡村全面振兴工作部署的实施意见》（发布机关：农业农村部，发布日期：2025-02-25）</w:t>
       </w:r>
     </w:p>
     <w:p>
